--- a/downloads/handouts/Unit 02/Handout 02.09 - Budget Builder and Scenario Cards.docx
+++ b/downloads/handouts/Unit 02/Handout 02.09 - Budget Builder and Scenario Cards.docx
@@ -2820,7 +2820,7 @@
     <w:sectPr>
       <w:headerReference w:type="default" r:id="rId9"/>
       <w:pgSz w:w="12240" w:h="15840"/>
-      <w:pgMar w:top="1440" w:bottom="1440" w:left="1440" w:right="1440" w:header="504"/>
+      <w:pgMar w:top="1008" w:bottom="1008" w:left="1008" w:right="1008" w:header="504"/>
     </w:sectPr>
   </w:body>
 </w:document>

--- a/downloads/handouts/Unit 02/Handout 02.09 - Budget Builder and Scenario Cards.docx
+++ b/downloads/handouts/Unit 02/Handout 02.09 - Budget Builder and Scenario Cards.docx
@@ -6,9 +6,9 @@
       <w:pPr>
         <w:pStyle w:val="Heading1"/>
       </w:pPr>
-      <w:bookmarkStart w:id="20" w:name="Xda0434c5ab860fb2bbad71c2a241de9ee287fe2"/>
-      <w:r>
-        <w:t xml:space="preserve">Handout 02.09: Budget Builder and Scenario Cards</w:t>
+      <w:bookmarkStart w:id="20" w:name="Xfe7bc084765689900ad10a064fda8a0ea5c719d"/>
+      <w:r>
+        <w:t xml:space="preserve">Handout 2.09: Budget Builder and Scenario Cards</w:t>
       </w:r>
       <w:bookmarkEnd w:id="20"/>
     </w:p>

--- a/downloads/handouts/Unit 02/Handout 02.09 - Budget Builder and Scenario Cards.docx
+++ b/downloads/handouts/Unit 02/Handout 02.09 - Budget Builder and Scenario Cards.docx
@@ -2806,7 +2806,7 @@
         <w:pStyle w:val="FirstParagraph"/>
       </w:pPr>
       <w:r>
-        <w:t xml:space="preserve">After ClassroomStreet, I changed: ________________________________________________________</w:t>
+        <w:t xml:space="preserve">After the Gilded Age Market, I changed: ________________________________________________________</w:t>
       </w:r>
     </w:p>
     <w:p>
@@ -2820,7 +2820,7 @@
     <w:sectPr>
       <w:headerReference w:type="default" r:id="rId9"/>
       <w:pgSz w:w="12240" w:h="15840"/>
-      <w:pgMar w:top="1008" w:bottom="1008" w:left="1008" w:right="1008" w:header="504"/>
+      <w:pgMar w:top="1440" w:bottom="1440" w:left="1440" w:right="1440" w:header="504"/>
     </w:sectPr>
   </w:body>
 </w:document>

--- a/downloads/handouts/Unit 02/Handout 02.09 - Budget Builder and Scenario Cards.docx
+++ b/downloads/handouts/Unit 02/Handout 02.09 - Budget Builder and Scenario Cards.docx
@@ -62,7 +62,7 @@
         <w:pStyle w:val="FirstParagraph"/>
       </w:pPr>
       <w:r>
-        <w:t xml:space="preserve">Fixed: the same amount every month, and skipping it has a consequence. Variable: it changes, and you control it. Write F or V.</w:t>
+        <w:t xml:space="preserve">Fixed: the same amount every month, and something bad happens if you skip it. Variable: the amount changes, and you control it. Write F or V.</w:t>
       </w:r>
     </w:p>
     <w:tbl>
@@ -2820,7 +2820,7 @@
     <w:sectPr>
       <w:headerReference w:type="default" r:id="rId9"/>
       <w:pgSz w:w="12240" w:h="15840"/>
-      <w:pgMar w:top="1440" w:bottom="1440" w:left="1440" w:right="1440" w:header="504"/>
+      <w:pgMar w:top="1008" w:bottom="1008" w:left="1008" w:right="1008" w:header="504"/>
     </w:sectPr>
   </w:body>
 </w:document>
